--- a/fuentes/CFA2_13460000_DU.docx
+++ b/fuentes/CFA2_13460000_DU.docx
@@ -3005,10 +3005,9 @@
       <w:pPr>
         <w:pStyle w:val="Prrafodelista"/>
         <w:numPr>
-          <w:ilvl w:val="2"/>
-          <w:numId w:val="100"/>
+          <w:ilvl w:val="1"/>
+          <w:numId w:val="144"/>
         </w:numPr>
-        <w:ind w:left="1134" w:firstLine="0"/>
       </w:pPr>
       <w:r>
         <w:lastRenderedPageBreak/>
@@ -3516,10 +3515,11 @@
               <w:pStyle w:val="TextoTablas"/>
               <w:rPr>
                 <w:rStyle w:val="Extranjerismo"/>
+                <w:lang w:val="es-CO"/>
               </w:rPr>
             </w:pPr>
             <w:r>
-              <w:t xml:space="preserve">Trazabilidad desde cultivo </w:t>
+              <w:t>Trazabilidad desde cultivo hasta exportación.</w:t>
             </w:r>
           </w:p>
         </w:tc>
@@ -3583,7 +3583,7 @@
               </w:rPr>
             </w:pPr>
             <w:r>
-              <w:t xml:space="preserve">Trazabilidad desde cultivo </w:t>
+              <w:t>Trazabilidad desde cultivo hasta exportación.</w:t>
             </w:r>
           </w:p>
         </w:tc>
@@ -3644,7 +3644,7 @@
               </w:rPr>
             </w:pPr>
             <w:r>
-              <w:t xml:space="preserve">Trazabilidad desde cultivo </w:t>
+              <w:t>Trazabilidad desde cultivo hasta exportación.</w:t>
             </w:r>
           </w:p>
         </w:tc>
@@ -4449,7 +4449,19 @@
         <w:rPr>
           <w:lang w:val="es-419" w:eastAsia="es-CO"/>
         </w:rPr>
-        <w:t xml:space="preserve">Según Calderón (2025), en el ámbito del comercio internacional, la ficha técnica se convierte en un documento fundamental, ya que garantiza el cumplimiento de las normas, certificaciones y requisitos legales exigidos en cada mercado. Además, proporciona a importadores y exportadores una comprensión detallada de las </w:t>
+        <w:t xml:space="preserve">Según </w:t>
+      </w:r>
+      <w:r>
+        <w:rPr>
+          <w:lang w:val="es-419" w:eastAsia="es-CO"/>
+        </w:rPr>
+        <w:t xml:space="preserve">Alexia </w:t>
+      </w:r>
+      <w:r>
+        <w:rPr>
+          <w:lang w:val="es-419" w:eastAsia="es-CO"/>
+        </w:rPr>
+        <w:t xml:space="preserve">Calderón (2025), en el ámbito del comercio internacional, la ficha técnica se convierte en un documento fundamental, ya que garantiza el cumplimiento de las normas, certificaciones y requisitos legales exigidos en cada mercado. Además, proporciona a importadores y exportadores una comprensión detallada de las </w:t>
       </w:r>
       <w:r>
         <w:rPr>
@@ -5683,25 +5695,27 @@
       <w:tr>
         <w:trPr>
           <w:cnfStyle w:val="100000000000" w:firstRow="1" w:lastRow="0" w:firstColumn="0" w:lastColumn="0" w:oddVBand="0" w:evenVBand="0" w:oddHBand="0" w:evenHBand="0" w:firstRowFirstColumn="0" w:firstRowLastColumn="0" w:lastRowFirstColumn="0" w:lastRowLastColumn="0"/>
-          <w:tblHeader/>
         </w:trPr>
         <w:tc>
           <w:tcPr>
             <w:tcW w:w="9209" w:type="dxa"/>
+            <w:shd w:val="clear" w:color="auto" w:fill="D9D9D9" w:themeFill="background1" w:themeFillShade="D9"/>
           </w:tcPr>
           <w:p>
             <w:pPr>
               <w:pStyle w:val="TextoTablas"/>
               <w:jc w:val="center"/>
               <w:rPr>
+                <w:b w:val="0"/>
+                <w:bCs/>
                 <w:szCs w:val="24"/>
               </w:rPr>
             </w:pPr>
             <w:r>
-              <w:t>Datos iniciales</w:t>
-            </w:r>
-            <w:r>
-              <w:t xml:space="preserve"> </w:t>
+              <w:rPr>
+                <w:bCs/>
+              </w:rPr>
+              <w:t>Presentación comercial</w:t>
             </w:r>
           </w:p>
         </w:tc>
@@ -5713,6 +5727,7 @@
         <w:tc>
           <w:tcPr>
             <w:tcW w:w="9209" w:type="dxa"/>
+            <w:shd w:val="clear" w:color="auto" w:fill="auto"/>
           </w:tcPr>
           <w:p>
             <w:pPr>
@@ -5721,15 +5736,12 @@
               <w:rPr>
                 <w:b/>
                 <w:bCs/>
-                <w:szCs w:val="24"/>
+                <w:sz w:val="28"/>
+                <w:szCs w:val="28"/>
               </w:rPr>
             </w:pPr>
             <w:r>
-              <w:rPr>
-                <w:b/>
-                <w:bCs/>
-              </w:rPr>
-              <w:t>Presentación comercial</w:t>
+              <w:t>Saco de polipropileno laminado y bolsa interior de polietileno por 25 kg neto.</w:t>
             </w:r>
           </w:p>
         </w:tc>
@@ -5738,6 +5750,7 @@
         <w:tc>
           <w:tcPr>
             <w:tcW w:w="9209" w:type="dxa"/>
+            <w:shd w:val="clear" w:color="auto" w:fill="D9D9D9" w:themeFill="background1" w:themeFillShade="D9"/>
           </w:tcPr>
           <w:p>
             <w:pPr>
@@ -5751,7 +5764,11 @@
               </w:rPr>
             </w:pPr>
             <w:r>
-              <w:t>Saco de polipropileno laminado y bolsa interior de polietileno por 25 kg neto.</w:t>
+              <w:rPr>
+                <w:b/>
+                <w:bCs/>
+              </w:rPr>
+              <w:t>Condiciones de almacenamiento</w:t>
             </w:r>
           </w:p>
         </w:tc>
@@ -5763,6 +5780,7 @@
         <w:tc>
           <w:tcPr>
             <w:tcW w:w="9209" w:type="dxa"/>
+            <w:shd w:val="clear" w:color="auto" w:fill="auto"/>
           </w:tcPr>
           <w:p>
             <w:pPr>
@@ -5776,11 +5794,7 @@
               </w:rPr>
             </w:pPr>
             <w:r>
-              <w:rPr>
-                <w:b/>
-                <w:bCs/>
-              </w:rPr>
-              <w:t>Condiciones de almacenamiento</w:t>
+              <w:t>Almacenar en un lugar fresco y seco a temperaturas inferiores a 30 °C y humedad relativa por debajo de 65 %, alejado de la luz directa del sol, de focos de contaminación y de humedad.</w:t>
             </w:r>
           </w:p>
         </w:tc>
@@ -5789,6 +5803,7 @@
         <w:tc>
           <w:tcPr>
             <w:tcW w:w="9209" w:type="dxa"/>
+            <w:shd w:val="clear" w:color="auto" w:fill="D9D9D9" w:themeFill="background1" w:themeFillShade="D9"/>
           </w:tcPr>
           <w:p>
             <w:pPr>
@@ -5797,12 +5812,14 @@
               <w:rPr>
                 <w:b/>
                 <w:bCs/>
-                <w:sz w:val="28"/>
-                <w:szCs w:val="28"/>
               </w:rPr>
             </w:pPr>
             <w:r>
-              <w:t>Almacenar en un lugar fresco y seco a temperaturas inferiores a 30 °C y humedad relativa por debajo de 65 %, alejado de la luz directa del sol, de focos de contaminación y de humedad.</w:t>
+              <w:rPr>
+                <w:b/>
+                <w:bCs/>
+              </w:rPr>
+              <w:t>Vida útil</w:t>
             </w:r>
           </w:p>
         </w:tc>
@@ -5814,6 +5831,7 @@
         <w:tc>
           <w:tcPr>
             <w:tcW w:w="9209" w:type="dxa"/>
+            <w:shd w:val="clear" w:color="auto" w:fill="auto"/>
           </w:tcPr>
           <w:p>
             <w:pPr>
@@ -5825,11 +5843,7 @@
               </w:rPr>
             </w:pPr>
             <w:r>
-              <w:rPr>
-                <w:b/>
-                <w:bCs/>
-              </w:rPr>
-              <w:t>Vida útil</w:t>
+              <w:t>12 meses a las condiciones de almacenamiento especificadas, en su empaque original.</w:t>
             </w:r>
           </w:p>
         </w:tc>
@@ -5838,6 +5852,7 @@
         <w:tc>
           <w:tcPr>
             <w:tcW w:w="9209" w:type="dxa"/>
+            <w:shd w:val="clear" w:color="auto" w:fill="D9D9D9" w:themeFill="background1" w:themeFillShade="D9"/>
           </w:tcPr>
           <w:p>
             <w:pPr>
@@ -5849,8 +5864,12 @@
               </w:rPr>
             </w:pPr>
             <w:r>
+              <w:rPr>
+                <w:b/>
+                <w:bCs/>
+              </w:rPr>
               <w:lastRenderedPageBreak/>
-              <w:t>12 meses a las condiciones de almacenamiento especificadas, en su empaque original.</w:t>
+              <w:t>Instrucciones de manejo</w:t>
             </w:r>
           </w:p>
         </w:tc>
@@ -5862,30 +5881,7 @@
         <w:tc>
           <w:tcPr>
             <w:tcW w:w="9209" w:type="dxa"/>
-          </w:tcPr>
-          <w:p>
-            <w:pPr>
-              <w:pStyle w:val="TextoTablas"/>
-              <w:jc w:val="center"/>
-              <w:rPr>
-                <w:b/>
-                <w:bCs/>
-              </w:rPr>
-            </w:pPr>
-            <w:r>
-              <w:rPr>
-                <w:b/>
-                <w:bCs/>
-              </w:rPr>
-              <w:t>Instrucciones de manejo</w:t>
-            </w:r>
-          </w:p>
-        </w:tc>
-      </w:tr>
-      <w:tr>
-        <w:tc>
-          <w:tcPr>
-            <w:tcW w:w="9209" w:type="dxa"/>
+            <w:shd w:val="clear" w:color="auto" w:fill="auto"/>
           </w:tcPr>
           <w:p>
             <w:pPr>
@@ -5934,12 +5930,35 @@
         </w:trPr>
         <w:tc>
           <w:tcPr>
-            <w:tcW w:w="1555" w:type="dxa"/>
+            <w:tcW w:w="9209" w:type="dxa"/>
+            <w:gridSpan w:val="3"/>
+            <w:shd w:val="clear" w:color="auto" w:fill="D9D9D9" w:themeFill="background1" w:themeFillShade="D9"/>
           </w:tcPr>
           <w:p>
             <w:pPr>
               <w:pStyle w:val="TextoTablas"/>
               <w:jc w:val="center"/>
+            </w:pPr>
+            <w:r>
+              <w:t>Declaraciones de alérgenos</w:t>
+            </w:r>
+          </w:p>
+        </w:tc>
+      </w:tr>
+      <w:tr>
+        <w:trPr>
+          <w:cnfStyle w:val="100000000000" w:firstRow="1" w:lastRow="0" w:firstColumn="0" w:lastColumn="0" w:oddVBand="0" w:evenVBand="0" w:oddHBand="0" w:evenHBand="0" w:firstRowFirstColumn="0" w:firstRowLastColumn="0" w:lastRowFirstColumn="0" w:lastRowLastColumn="0"/>
+          <w:tblHeader/>
+        </w:trPr>
+        <w:tc>
+          <w:tcPr>
+            <w:tcW w:w="1555" w:type="dxa"/>
+            <w:shd w:val="clear" w:color="auto" w:fill="auto"/>
+          </w:tcPr>
+          <w:p>
+            <w:pPr>
+              <w:pStyle w:val="TextoTablas"/>
+              <w:jc w:val="center"/>
               <w:rPr>
                 <w:szCs w:val="24"/>
               </w:rPr>
@@ -5952,6 +5971,7 @@
         <w:tc>
           <w:tcPr>
             <w:tcW w:w="6378" w:type="dxa"/>
+            <w:shd w:val="clear" w:color="auto" w:fill="auto"/>
           </w:tcPr>
           <w:p>
             <w:pPr>
@@ -5969,6 +5989,7 @@
         <w:tc>
           <w:tcPr>
             <w:tcW w:w="1276" w:type="dxa"/>
+            <w:shd w:val="clear" w:color="auto" w:fill="auto"/>
           </w:tcPr>
           <w:p>
             <w:pPr>
@@ -6696,7 +6717,6 @@
                 <w:b/>
                 <w:bCs/>
               </w:rPr>
-              <w:lastRenderedPageBreak/>
               <w:t>13</w:t>
             </w:r>
           </w:p>
@@ -6749,6 +6769,7 @@
                 <w:b/>
                 <w:bCs/>
               </w:rPr>
+              <w:lastRenderedPageBreak/>
               <w:t>14</w:t>
             </w:r>
           </w:p>
@@ -6911,6 +6932,7 @@
         <w:tc>
           <w:tcPr>
             <w:tcW w:w="9209" w:type="dxa"/>
+            <w:shd w:val="clear" w:color="auto" w:fill="D9D9D9" w:themeFill="background1" w:themeFillShade="D9"/>
           </w:tcPr>
           <w:p>
             <w:pPr>
@@ -6933,6 +6955,7 @@
         <w:tc>
           <w:tcPr>
             <w:tcW w:w="9209" w:type="dxa"/>
+            <w:shd w:val="clear" w:color="auto" w:fill="auto"/>
           </w:tcPr>
           <w:p>
             <w:pPr>
@@ -9443,7 +9466,7 @@
           <w:noProof/>
         </w:rPr>
         <w:drawing>
-          <wp:anchor distT="0" distB="0" distL="114300" distR="114300" simplePos="0" relativeHeight="251668480" behindDoc="0" locked="0" layoutInCell="1" allowOverlap="1" wp14:anchorId="5B974E3F" wp14:editId="749E9622">
+          <wp:anchor distT="0" distB="0" distL="114300" distR="114300" simplePos="0" relativeHeight="251668480" behindDoc="0" locked="0" layoutInCell="1" allowOverlap="1" wp14:anchorId="5B974E3F" wp14:editId="7AB010B1">
             <wp:simplePos x="0" y="0"/>
             <wp:positionH relativeFrom="column">
               <wp:posOffset>1392865</wp:posOffset>
@@ -10295,6 +10318,7 @@
       </w:pPr>
       <w:r>
         <w:rPr>
+          <w:noProof/>
           <w:lang w:val="es-419" w:eastAsia="es-CO"/>
         </w:rPr>
         <w:drawing>
@@ -11920,6 +11944,7 @@
       </w:pPr>
       <w:r>
         <w:rPr>
+          <w:noProof/>
           <w:lang w:val="es-419" w:eastAsia="es-CO"/>
         </w:rPr>
         <w:drawing>
@@ -12275,6 +12300,7 @@
       </w:pPr>
       <w:r>
         <w:rPr>
+          <w:noProof/>
           <w:lang w:val="es-419" w:eastAsia="es-CO"/>
         </w:rPr>
         <w:drawing>
@@ -13521,6 +13547,7 @@
           <w:rStyle w:val="Extranjerismo"/>
           <w:b/>
           <w:bCs/>
+          <w:lang w:val="es-CO"/>
         </w:rPr>
         <w:t>Webscraping</w:t>
       </w:r>
@@ -34257,6 +34284,15 @@
 </file>
 
 <file path=customXml/item1.xml><?xml version="1.0" encoding="utf-8"?>
+<?mso-contentType ?>
+<FormTemplates xmlns="http://schemas.microsoft.com/sharepoint/v3/contenttype/forms">
+  <Display>DocumentLibraryForm</Display>
+  <Edit>DocumentLibraryForm</Edit>
+  <New>DocumentLibraryForm</New>
+</FormTemplates>
+</file>
+
+<file path=customXml/item2.xml><?xml version="1.0" encoding="utf-8"?>
 <ct:contentTypeSchema xmlns:ct="http://schemas.microsoft.com/office/2006/metadata/contentType" xmlns:ma="http://schemas.microsoft.com/office/2006/metadata/properties/metaAttributes" ct:_="" ma:_="" ma:contentTypeName="Documento" ma:contentTypeID="0x01010049282E1EDBE9234EA9E6D38F720E265F" ma:contentTypeVersion="15" ma:contentTypeDescription="Crear nuevo documento." ma:contentTypeScope="" ma:versionID="b31c7aa9eaf043a08b87120b3c4916e3">
   <xsd:schema xmlns:xsd="http://www.w3.org/2001/XMLSchema" xmlns:xs="http://www.w3.org/2001/XMLSchema" xmlns:p="http://schemas.microsoft.com/office/2006/metadata/properties" xmlns:ns2="cb45339b-ced9-4d0d-8f64-77573914d53b" xmlns:ns3="43a3ca16-9c26-4813-b83f-4aec9927b43f" targetNamespace="http://schemas.microsoft.com/office/2006/metadata/properties" ma:root="true" ma:fieldsID="3533d065b04d75c457075bc55f1f5315" ns2:_="" ns3:_="">
     <xsd:import namespace="cb45339b-ced9-4d0d-8f64-77573914d53b"/>
@@ -34491,16 +34527,11 @@
 </ct:contentTypeSchema>
 </file>
 
-<file path=customXml/item2.xml><?xml version="1.0" encoding="utf-8"?>
-<?mso-contentType ?>
-<FormTemplates xmlns="http://schemas.microsoft.com/sharepoint/v3/contenttype/forms">
-  <Display>DocumentLibraryForm</Display>
-  <Edit>DocumentLibraryForm</Edit>
-  <New>DocumentLibraryForm</New>
-</FormTemplates>
+<file path=customXml/item3.xml><?xml version="1.0" encoding="utf-8"?>
+<b:Sources xmlns:b="http://schemas.openxmlformats.org/officeDocument/2006/bibliography" xmlns="http://schemas.openxmlformats.org/officeDocument/2006/bibliography" SelectedStyle="\APASixthEditionOfficeOnline.xsl" StyleName="APA" Version="6"/>
 </file>
 
-<file path=customXml/item3.xml><?xml version="1.0" encoding="utf-8"?>
+<file path=customXml/item4.xml><?xml version="1.0" encoding="utf-8"?>
 <p:properties xmlns:p="http://schemas.microsoft.com/office/2006/metadata/properties" xmlns:xsi="http://www.w3.org/2001/XMLSchema-instance" xmlns:pc="http://schemas.microsoft.com/office/infopath/2007/PartnerControls">
   <documentManagement>
     <TaxCatchAll xmlns="cb45339b-ced9-4d0d-8f64-77573914d53b" xsi:nil="true"/>
@@ -34511,11 +34542,15 @@
 </p:properties>
 </file>
 
-<file path=customXml/item4.xml><?xml version="1.0" encoding="utf-8"?>
-<b:Sources xmlns:b="http://schemas.openxmlformats.org/officeDocument/2006/bibliography" xmlns="http://schemas.openxmlformats.org/officeDocument/2006/bibliography" SelectedStyle="\APASixthEditionOfficeOnline.xsl" StyleName="APA" Version="6"/>
+<file path=customXml/itemProps1.xml><?xml version="1.0" encoding="utf-8"?>
+<ds:datastoreItem xmlns:ds="http://schemas.openxmlformats.org/officeDocument/2006/customXml" ds:itemID="{81CBDEC1-3B00-44ED-AD36-0268077980BA}">
+  <ds:schemaRefs>
+    <ds:schemaRef ds:uri="http://schemas.microsoft.com/sharepoint/v3/contenttype/forms"/>
+  </ds:schemaRefs>
+</ds:datastoreItem>
 </file>
 
-<file path=customXml/itemProps1.xml><?xml version="1.0" encoding="utf-8"?>
+<file path=customXml/itemProps2.xml><?xml version="1.0" encoding="utf-8"?>
 <ds:datastoreItem xmlns:ds="http://schemas.openxmlformats.org/officeDocument/2006/customXml" ds:itemID="{DF43E046-DB0C-42D1-8C73-AE38B52F1ED7}">
   <ds:schemaRefs>
     <ds:schemaRef ds:uri="http://schemas.microsoft.com/office/2006/metadata/contentType"/>
@@ -34534,15 +34569,15 @@
 </ds:datastoreItem>
 </file>
 
-<file path=customXml/itemProps2.xml><?xml version="1.0" encoding="utf-8"?>
-<ds:datastoreItem xmlns:ds="http://schemas.openxmlformats.org/officeDocument/2006/customXml" ds:itemID="{81CBDEC1-3B00-44ED-AD36-0268077980BA}">
+<file path=customXml/itemProps3.xml><?xml version="1.0" encoding="utf-8"?>
+<ds:datastoreItem xmlns:ds="http://schemas.openxmlformats.org/officeDocument/2006/customXml" ds:itemID="{E8AB44A3-7C62-4BD2-82ED-8ABC209970FA}">
   <ds:schemaRefs>
-    <ds:schemaRef ds:uri="http://schemas.microsoft.com/sharepoint/v3/contenttype/forms"/>
+    <ds:schemaRef ds:uri="http://schemas.openxmlformats.org/officeDocument/2006/bibliography"/>
   </ds:schemaRefs>
 </ds:datastoreItem>
 </file>
 
-<file path=customXml/itemProps3.xml><?xml version="1.0" encoding="utf-8"?>
+<file path=customXml/itemProps4.xml><?xml version="1.0" encoding="utf-8"?>
 <ds:datastoreItem xmlns:ds="http://schemas.openxmlformats.org/officeDocument/2006/customXml" ds:itemID="{6929C9FE-9F22-4B98-96EF-1B541B3BD0B2}">
   <ds:schemaRefs>
     <ds:schemaRef ds:uri="http://schemas.microsoft.com/office/2006/metadata/properties"/>
@@ -34551,12 +34586,4 @@
     <ds:schemaRef ds:uri="43a3ca16-9c26-4813-b83f-4aec9927b43f"/>
   </ds:schemaRefs>
 </ds:datastoreItem>
-</file>
-
-<file path=customXml/itemProps4.xml><?xml version="1.0" encoding="utf-8"?>
-<ds:datastoreItem xmlns:ds="http://schemas.openxmlformats.org/officeDocument/2006/customXml" ds:itemID="{E8AB44A3-7C62-4BD2-82ED-8ABC209970FA}">
-  <ds:schemaRefs>
-    <ds:schemaRef ds:uri="http://schemas.openxmlformats.org/officeDocument/2006/bibliography"/>
-  </ds:schemaRefs>
-</ds:datastoreItem>
 </file>